--- a/Module Edit Docs/I3 - Edit Doc.docx
+++ b/Module Edit Docs/I3 - Edit Doc.docx
@@ -18,6 +18,77 @@
           <w:sz w:val="19"/>
         </w:rPr>
         <w:t>HOW TO USE: edit the wording directly (Track Changes if you like). For layout or a figure (size, position, wrong/missing image) write a short instruction in [brackets] right where it applies. Send it back and I apply the wording to the page and the layout notes to the styling, then regenerate. This is a content+notes doc, so it will not look exactly like the web page.</w:t>
+      </w:r>
+    </w:p>
+    <w:p/>
+    <w:p>
+      <w:r>
+        <w:rPr>
+          <w:b/>
+          <w:color w:val="B00000"/>
+          <w:sz w:val="21"/>
+        </w:rPr>
+        <w:t>ISSUES FLAGGED FOR THIS MODULE (5)</w:t>
+      </w:r>
+    </w:p>
+    <w:p>
+      <w:r>
+        <w:rPr>
+          <w:i/>
+          <w:color w:val="5A5A5A"/>
+          <w:sz w:val="19"/>
+        </w:rPr>
+        <w:t>These were found while the module was built and are not part of the prose. SOURCE means the defect is in a deck, a Notion page or the source index and has to be fixed there too. DECISION means it needs your call before the page is final. NOTE is for information. Answer them in [brackets] like any other instruction.</w:t>
+      </w:r>
+    </w:p>
+    <w:p>
+      <w:r>
+        <w:rPr>
+          <w:i/>
+          <w:color w:val="B00000"/>
+          <w:sz w:val="19"/>
+        </w:rPr>
+        <w:t>[SOURCE: v2022 slide 29 contradicts itself on the damping coefficient. The text says A1/A2. The same slide's figure header says A2/A1 and its worked example computes 2.5 divided by 8 = 0.31, rising to 0.36. The page follows the figure and the arithmetic and warns the reader about the inverted notation. The deck should be corrected.]</w:t>
+      </w:r>
+    </w:p>
+    <w:p>
+      <w:r>
+        <w:rPr>
+          <w:i/>
+          <w:color w:val="0050A0"/>
+          <w:sz w:val="19"/>
+        </w:rPr>
+        <w:t>[DECISION: Sources disagree on the acceptable oscillation count in a square wave test. Deck slide 33 says fewer than 2, topic-2 Q12 says fewer than 1.5. The page says "fewer than one full oscillation" and resolves the wider tension through Gardner's joint natural-frequency and damping adequacy region.]</w:t>
+      </w:r>
+    </w:p>
+    <w:p>
+      <w:r>
+        <w:rPr>
+          <w:i/>
+          <w:color w:val="0050A0"/>
+          <w:sz w:val="19"/>
+        </w:rPr>
+        <w:t>[DECISION: Deck slides 32 and 33 say mean arterial pressure is unaffected by damping. Romagnoli 2014 measured a 7.4 plus or minus 11.2 mmHg mean discrepancy in resonant systems. The page teaches mean as the most robust of the three, not invariant. Confirm.]</w:t>
+      </w:r>
+    </w:p>
+    <w:p>
+      <w:r>
+        <w:rPr>
+          <w:i/>
+          <w:color w:val="B00000"/>
+          <w:sz w:val="19"/>
+        </w:rPr>
+        <w:t>[SOURCE: Four of the seven figures INDEX.md catalogues for this module are unusable. slide009 is a trivial labelled sine, slide017's extracted PNG is a 9 KB thumbnail rather than the resonance figure, slide020 is a text flow chart, slide026 is a static frame of an animation with everything at rest. The real Wheatstone figure survives only as an EMF macOS cannot render, so it was hand-drawn.]</w:t>
+      </w:r>
+    </w:p>
+    <w:p>
+      <w:r>
+        <w:rPr>
+          <w:i/>
+          <w:color w:val="B00000"/>
+          <w:sz w:val="19"/>
+        </w:rPr>
+        <w:t>[SOURCE: INDEX.md section 4 mislabels v2022 slide022 as the strain gauge and Wheatstone bridge. The extracted image is the transducer assembly.]</w:t>
       </w:r>
     </w:p>
     <w:p/>

--- a/Module Edit Docs/I3 - Edit Doc.docx
+++ b/Module Edit Docs/I3 - Edit Doc.docx
@@ -28,7 +28,7 @@
           <w:color w:val="B00000"/>
           <w:sz w:val="21"/>
         </w:rPr>
-        <w:t>ISSUES FLAGGED FOR THIS MODULE (5)</w:t>
+        <w:t>ISSUES FLAGGED FOR THIS MODULE (7)</w:t>
       </w:r>
     </w:p>
     <w:p>
@@ -89,6 +89,26 @@
           <w:sz w:val="19"/>
         </w:rPr>
         <w:t>[SOURCE: INDEX.md section 4 mislabels v2022 slide022 as the strain gauge and Wheatstone bridge. The extracted image is the transducer assembly.]</w:t>
+      </w:r>
+    </w:p>
+    <w:p>
+      <w:r>
+        <w:rPr>
+          <w:i/>
+          <w:color w:val="5A5A5A"/>
+          <w:sz w:val="19"/>
+        </w:rPr>
+        <w:t>[NOTE: Gustavo's two 18 August wording changes were applied on 2026-09-13: active expiration is now named as the only situation in which CVP is read at the beginning of inspiration, and the closing sentence on monitor-generated means was replaced with his longer version.]</w:t>
+      </w:r>
+    </w:p>
+    <w:p>
+      <w:r>
+        <w:rPr>
+          <w:i/>
+          <w:color w:val="0050A0"/>
+          <w:sz w:val="19"/>
+        </w:rPr>
+        <w:t>[DECISION: Gustavo's comment C8 on the damping worked example (2.5 over 8 = 0.31, coefficient 0.36, optimal about 0.7) reads verbatim: "I think here we need to instruct Claude clearly which cutoff are we going to use for the final draft". The page states no single damping-coefficient cutoff. Name the one to teach, or confirm the Gardner adequacy region stands in for a cutoff.]</w:t>
       </w:r>
     </w:p>
     <w:p/>
@@ -180,7 +200,15 @@
     </w:p>
     <w:p>
       <w:r>
-        <w:t>The electrical end of that chain is not where errors come from. Gardner tested 75 bedside monitors and 100 disposable transducers against a dead weight tester accurate to 0.05 percent, and at an applied 100 mmHg the monitors averaged 99.90 plus or minus 0.83 mmHg and the transducers 100.03 plus or minus 0.55 mmHg. If a displayed pressure is wrong, the error is almost never in the transducer or the monitor. It is in the fluid column in front of the diaphragm, in the height at which the diaphragm has been placed, or in what the clinician assumed the number means. Those are the three subjects of this module, and all three are correctable at the bedside.</w:t>
+        <w:t>The electrical end of that chain is not where errors come from. Gardner tested 75 bedside monitors and 100 disposable transducers against a dead weight tester accurate to 0.05 percent, and at an applied 100 mmHg the monitors averaged 99.90 (S.D. +/- 0.83 mmHg) and the transducers 100.03 (S.D. +/- 0.55 mmHg). If a displayed pressure is wrong, the error is almost never in the transducer or the monitor. It is in the fluid column in front of the diaphragm, in the height at which the diaphragm has been placed, or in what the clinician assumed the number means. Those are the three subjects of this module, and all three are correctable at the bedside.</w:t>
+      </w:r>
+    </w:p>
+    <w:p>
+      <w:pPr>
+        <w:pStyle w:val="Heading3"/>
+      </w:pPr>
+      <w:r>
+        <w:t>The diaphragm, the strain gauge and the bridge</w:t>
       </w:r>
     </w:p>
     <w:p>
@@ -246,6 +274,14 @@
     <w:p>
       <w:r>
         <w:t>Two features of the bridge explain the behavior of the whole system. Its output is a difference, so anything acting equally on all four arms cancels. And its balanced state gives zero output, which is what makes zeroing possible: opening the system to atmosphere and telling the monitor that the present voltage means zero calibrates the offset in one step. What zeroing cannot calibrate is the gain, the mmHg each microvolt represents. Disposable transducers are built to a fixed sensitivity, which is why Gardner argued for abandoning bedside mercury manometer calibration.</w:t>
+      </w:r>
+    </w:p>
+    <w:p>
+      <w:pPr>
+        <w:pStyle w:val="Heading3"/>
+      </w:pPr>
+      <w:r>
+        <w:t>The trace is late, by a knowable amount</w:t>
       </w:r>
     </w:p>
     <w:p>
@@ -454,7 +490,7 @@
           <w:color w:val="9A6B00"/>
           <w:sz w:val="19"/>
         </w:rPr>
-        <w:t>[Physiologic Insight box: Mean pressure survives distortion that destroys systolic and diastolic pressure, and the reason is worth understanding rather than accepting. The monitor computes the mean by integrating the trace across the cardiac cycle, which is to say by measuring the area under it. Resonance and overdamping both add oscillation around the true curve, and an oscillation contributes as much area above the true line as below, so it largely cancels in the integral. Systolic and diastolic are single-point readings taken at the two extremes of the trace, which is exactly where a superimposed oscillation does its worst. This is why the mean is the value to trust when a tracing looks wrong, and also why that trust is not unconditional: Romagnoli and colleagues found the mean discrepancy in resonant systems averaged 7.4 plus or minus 11.2 mmHg against a non-invasive comparator, against 2.3 plus or minus 6.4 mmHg in non-resonant systems. Mean is the most robust of the three, not an invariant.]</w:t>
+        <w:t>[Physiologic Insight box: Mean pressure survives distortion that destroys systolic and diastolic pressure, and the reason is worth understanding rather than accepting. The monitor computes the mean by integrating the trace across the cardiac cycle, which is to say by measuring the area under it. Resonance and overdamping both add oscillation around the true curve, and an oscillation contributes as much area above the true line as below, so it largely cancels in the integral. Systolic and diastolic are single-point readings taken at the two extremes of the trace, which is exactly where a superimposed oscillation does its worst. This is why the mean is the value to trust when a tracing looks wrong, and also why that trust is not unconditional: Romagnoli and colleagues found the mean discrepancy in resonant systems averaged 7.4 (S.D. +/- 11.2 mmHg) against a non-invasive comparator, against 2.3 (S.D. +/- 6.4 mmHg) in non-resonant systems. Mean is the most robust of the three, not an invariant.]</w:t>
       </w:r>
     </w:p>
     <w:p>
@@ -487,6 +523,14 @@
     <w:p>
       <w:r>
         <w:t>Note that L and C sit in the numerator here and in the denominator of the natural frequency expression. Lengthening the tubing, or letting a bubble in, therefore lowers the natural frequency and raises the damping coefficient at once. Most real faults move both together, which is why the two abnormal states are not opposites in the way the words suggest, and why one test assesses both.</w:t>
+      </w:r>
+    </w:p>
+    <w:p>
+      <w:pPr>
+        <w:pStyle w:val="Heading3"/>
+      </w:pPr>
+      <w:r>
+        <w:t>The square wave test</w:t>
       </w:r>
     </w:p>
     <w:p>
@@ -610,6 +654,14 @@
       </w:r>
     </w:p>
     <w:p>
+      <w:pPr>
+        <w:pStyle w:val="Heading3"/>
+      </w:pPr>
+      <w:r>
+        <w:t>Putting a number on the damping coefficient</w:t>
+      </w:r>
+    </w:p>
+    <w:p>
       <w:r>
         <w:t>Counting oscillations is a screening test. The quantitative version measures two successive oscillation amplitudes and reads the coefficient off the standard conversion, derived from the logarithmic decrement of a second-order system.</w:t>
       </w:r>
@@ -682,6 +734,14 @@
     <w:p>
       <w:r>
         <w:t>The visual rule and the numeric rule disagree slightly, and the disagreement is instructive. The bedside teaching that each oscillation should be no more than a third of the one before is a ratio of about 0.33, which the table converts to roughly 0.34, formally underdamped. They conflict less than that suggests, because adequacy is a joint property of damping and natural frequency rather than of damping alone. This is the substance of Gardner's analysis of dynamic response requirements: plotted against each other, the combinations that reproduce a waveform accurately form a wedge, broad at high natural frequency and narrowing as natural frequency falls until no amount of damping rescues the system. A system at 30 Hz tolerates a wide range of damping. A system at 10 Hz has to be damped almost exactly right. So read the flush test for both quantities, and note that the fix for a marginal system is usually to raise its natural frequency by shortening and stiffening the tubing rather than to chase the damping coefficient.</w:t>
+      </w:r>
+    </w:p>
+    <w:p>
+      <w:pPr>
+        <w:pStyle w:val="Heading3"/>
+      </w:pPr>
+      <w:r>
+        <w:t>The three states and what produces them</w:t>
       </w:r>
     </w:p>
     <w:tbl>
@@ -1241,7 +1301,7 @@
     </w:p>
     <w:p>
       <w:r>
-        <w:t>The prevalence is higher than clinicians expect. Romagnoli and colleagues analyzed 11,610 pulses and 1,200 paired non-invasive measurements in 300 patients undergoing major vascular and cardiac surgery, classifying each by the fast flush test. Ninety-two of 300, or 30.7 percent, had a resonant or underdamped signal, and in those patients invasive systolic exceeded non-invasive systolic by 28.5 plus or minus 15.9 mmHg against 4.1 plus or minus 5.3 mmHg in the rest. That is enough to drive a vasodilator infusion into a patient who does not need one. Two of the independent predictors also confirm the physics. Arteriopathy and hypertension each roughly tripled the odds, which fits, since stiff arteries generate steeper upstrokes and steeper upstrokes carry more high-frequency content to excite the system. And a 20 gauge catheter carried about a third the odds of an 18 gauge, which looks backwards until you consult the damping expression, where radius sits in the denominator raised to the third power. The narrower catheter damps more.</w:t>
+        <w:t>The prevalence is higher than clinicians expect. Romagnoli and colleagues analyzed 11,610 pulses and 1,200 paired non-invasive measurements in 300 patients undergoing major vascular and cardiac surgery, classifying each by the fast flush test. Ninety-two of 300, or 30.7 percent, had a resonant or underdamped signal, and in those patients invasive systolic exceeded non-invasive systolic by 28.5 (S.D. +/- 15.9 mmHg) against 4.1 (S.D. +/- 5.3 mmHg) in the rest. That is enough to drive a vasodilator infusion into a patient who does not need one. Two of the independent predictors also confirm the physics. Arteriopathy and hypertension each roughly tripled the odds, which fits, since stiff arteries generate steeper upstrokes and steeper upstrokes carry more high-frequency content to excite the system. And a 20 gauge catheter carried about a third the odds of an 18 gauge, which looks backwards until you consult the damping expression, where radius sits in the denominator raised to the third power. The narrower catheter damps more.</w:t>
       </w:r>
     </w:p>
     <w:p>
@@ -1268,6 +1328,14 @@
       </w:r>
     </w:p>
     <w:p>
+      <w:pPr>
+        <w:pStyle w:val="Heading3"/>
+      </w:pPr>
+      <w:r>
+        <w:t>Zeroing sets what the number is measured against</w:t>
+      </w:r>
+    </w:p>
+    <w:p>
       <w:r>
         <w:t>Absolute pressure inside the right atrium is about one atmosphere plus a few mmHg, and no clinical decision has ever turned on that number. What matters is always a pressure difference. Zeroing opens the transducer to room air through a stopcock and tells the monitor that the voltage it sees at that moment means zero, so every subsequent reading is expressed as a difference from ambient atmospheric pressure. A displayed pulmonary artery systolic of 33 mmHg means 33 mmHg above the pressure in the room.</w:t>
       </w:r>
@@ -1275,6 +1343,14 @@
     <w:p>
       <w:r>
         <w:t>Two consequences are commonly misstated. Altitude does not matter provided the system was zeroed where it is used, since the reference was set against the local atmosphere, and what is not tolerable is moving a system between very different ambient pressures without re-zeroing. And zeroing needs no particular patient position and can be done with the patient disconnected, because it involves only the transducer and the room. That is exactly what distinguishes it from leveling. Re-zero whenever the system has been opened, whenever a component has changed, whenever the reading is in doubt, and routinely once or twice a shift to catch drift.</w:t>
+      </w:r>
+    </w:p>
+    <w:p>
+      <w:pPr>
+        <w:pStyle w:val="Heading3"/>
+      </w:pPr>
+      <w:r>
+        <w:t>Leveling sets where in the patient the zero sits</w:t>
       </w:r>
     </w:p>
     <w:p>
@@ -1354,6 +1430,14 @@
     <w:p>
       <w:r>
         <w:t>Nor is the error rare. Figg and Nemergut asked 50 perioperative clinicians to place a transducer at the correct level for central venous pressure monitoring, twice each, unaided and then with a laser level. Variation between providers was substantial in both sessions and in some instances exceeded the magnitude of a normal central venous pressure, and the laser level did not significantly reduce it. That negative result is the instructive part: the difficulty is agreeing where the reference point sits on a particular body, not transferring a horizontal line across the room. Until an institution standardizes its zero level, document where the transducer was placed and re-level after every change in bed height or patient position.</w:t>
+      </w:r>
+    </w:p>
+    <w:p>
+      <w:pPr>
+        <w:pStyle w:val="Heading3"/>
+      </w:pPr>
+      <w:r>
+        <w:t>The two error classes leave different fingerprints</w:t>
       </w:r>
     </w:p>
     <w:p>
@@ -1922,7 +2006,7 @@
     </w:p>
     <w:p>
       <w:r>
-        <w:t>In the 58 patients without dynamic hyperinflation, end-expiratory occlusion pressure averaged 12.4 plus or minus 5.6 mmHg while the transmural value averaged 8.5 plus or minus 6.0. Nearly 4 mmHg of the displayed filling pressure was pleural pressure rather than filling. In the 49 patients with dynamic hyperinflation the discrepancy was larger and brief airway disconnection, the intuitive shortcut, became unreliable, failing in exactly the patients whose airway pressures are highest.</w:t>
+        <w:t>In the 58 patients without dynamic hyperinflation, end-expiratory occlusion pressure averaged 12.4 (S.D. +/- 5.6 mmHg) while the transmural value averaged 8.5 (S.D. +/- 6.0). Nearly 4 mmHg of the displayed filling pressure was pleural pressure rather than filling. In the 49 patients with dynamic hyperinflation the discrepancy was larger and brief airway disconnection, the intuitive shortcut, became unreliable, failing in exactly the patients whose airway pressures are highest.</w:t>
       </w:r>
     </w:p>
     <w:p>
@@ -1933,6 +2017,14 @@
           <w:sz w:val="19"/>
         </w:rPr>
         <w:t>[Offshoot / At-the-Bedside link: A central venous pressure of 18 in a patient on high positive end-expiratory pressure, or with a tense abdomen, or with severe air trapping, is not evidence of a full right heart. It is equally consistent with an underfilled right heart inside a chest whose surrounding pressure is high. Malbrain and colleagues make the same point about intra-abdominal hypertension, where diaphragmatic elevation raises pleural pressure and inflates every intrathoracic vascular pressure at once. Read the raw number and you withhold fluid from precisely the patients whose ventricles are empty. The corrective habit is not memorizing a subtraction but asking, every time a filling pressure is high, what the pressure outside the heart is doing, and looking for the answer in the ventilator settings, the abdomen and the respiratory pattern before concluding anything about volume.]</w:t>
+      </w:r>
+    </w:p>
+    <w:p>
+      <w:pPr>
+        <w:pStyle w:val="Heading3"/>
+      </w:pPr>
+      <w:r>
+        <w:t>Why end expiration is the reading convention</w:t>
       </w:r>
     </w:p>
     <w:p>
@@ -2002,7 +2094,15 @@
     </w:p>
     <w:p>
       <w:r>
-        <w:t>Three common situations break the convention. Active expiration, from agitation, pain, or expiratory muscle recruitment in obstructive disease, makes end expiration the point of highest pleural pressure rather than the lowest, inverting the correction. Intrinsic positive end-expiratory pressure means alveolar pressure has not returned to atmospheric by end expiration, so resting pleural pressure is elevated and the convention corrects for less than it appears to. And large respiratory swings of any origin move the number by several mmHg depending on where you read, so an inconsistent reading point produces a trend that is respiratory rather than hemodynamic. In all three, a monitor-generated mean averaged over several cycles is worse than a manually read end-expiratory value, because the monitor cannot know where in the cycle it is.</w:t>
+        <w:t>Three common situations break the convention. Active expiration, from agitation, pain, or expiratory muscle recruitment in obstructive disease, makes end expiration the point of highest pleural pressure rather than the lowest, inverting the correction. This is the only situation in which CVP should instead be measured at the beginning of inspiration. Intrinsic positive end-expiratory pressure means alveolar pressure has not returned to atmospheric by end expiration, so resting pleural pressure is elevated and the convention corrects for less than it appears to. And large respiratory swings of any origin move the number by several mmHg depending on where you read, so an inconsistent reading point produces a trend that is respiratory rather than hemodynamic. In all three situations, a monitor-generated mean averaged over several respiratory cycles is less reliable than a manual measurement taken at the appropriate respiratory phase, typically end expiration except when active expiration requires measurement at the beginning of inspiration, because the monitor cannot determine which point in the cycle is physiologically appropriate.</w:t>
+      </w:r>
+    </w:p>
+    <w:p>
+      <w:pPr>
+        <w:pStyle w:val="Heading3"/>
+      </w:pPr>
+      <w:r>
+        <w:t>Estimating pleural pressure directly</w:t>
       </w:r>
     </w:p>
     <w:p>

--- a/Module Edit Docs/I3 - Edit Doc.docx
+++ b/Module Edit Docs/I3 - Edit Doc.docx
@@ -28,7 +28,7 @@
           <w:color w:val="B00000"/>
           <w:sz w:val="21"/>
         </w:rPr>
-        <w:t>ISSUES FLAGGED FOR THIS MODULE (7)</w:t>
+        <w:t>ISSUES FLAGGED FOR THIS MODULE (8)</w:t>
       </w:r>
     </w:p>
     <w:p>
@@ -109,6 +109,16 @@
           <w:sz w:val="19"/>
         </w:rPr>
         <w:t>[DECISION: Gustavo's comment C8 on the damping worked example (2.5 over 8 = 0.31, coefficient 0.36, optimal about 0.7) reads verbatim: "I think here we need to instruct Claude clearly which cutoff are we going to use for the final draft". The page states no single damping-coefficient cutoff. Name the one to teach, or confirm the Gardner adequacy region stands in for a cutoff.]</w:t>
+      </w:r>
+    </w:p>
+    <w:p>
+      <w:r>
+        <w:rPr>
+          <w:i/>
+          <w:color w:val="5A5A5A"/>
+          <w:sz w:val="19"/>
+        </w:rPr>
+        <w:t>[NOTE: Placed all five images from Gustavo's edit doc not yet on the site (2026-09-13), each as its own figure immediately after the existing figure it redraws, all Gustavo redrawn versions rather than screenshots: i3-electromechanical-delay-redrawn.jpg after the ECG/arterial delay SVG figure, i3-harmonic-reconstruction-redrawn.jpg after the slide012 harmonic figure, i3-fast-flush-optimal- damping-redrawn.jpg after the slide031 optimally damped figure, i3-fast-flush-overdamped-redrawn.jpg after the underdamped/overdamped slide032-033 pair (this one redraws only the overdamped panel), and i3-zero-reference-redrawn.jpg after the slide038 zero-line figure. None skipped. No source attribution left unconfirmed, all are HemoSim-branded hand-drawn graphics credited to Gustavo Garcia Chavez. lint_page.py i3.html: 0 problems.]</w:t>
       </w:r>
     </w:p>
     <w:p/>
@@ -346,6 +356,61 @@
     </w:p>
     <w:p>
       <w:r>
+        <w:drawing>
+          <wp:inline xmlns:a="http://schemas.openxmlformats.org/drawingml/2006/main" xmlns:pic="http://schemas.openxmlformats.org/drawingml/2006/picture">
+            <wp:extent cx="2834640" cy="2125980"/>
+            <wp:docPr id="4" name="Picture 4"/>
+            <wp:cNvGraphicFramePr>
+              <a:graphicFrameLocks noChangeAspect="1"/>
+            </wp:cNvGraphicFramePr>
+            <a:graphic>
+              <a:graphicData uri="http://schemas.openxmlformats.org/drawingml/2006/picture">
+                <pic:pic>
+                  <pic:nvPicPr>
+                    <pic:cNvPr id="0" name="i3-electromechanical-delay-redrawn.jpg"/>
+                    <pic:cNvPicPr/>
+                  </pic:nvPicPr>
+                  <pic:blipFill>
+                    <a:blip r:embed="rId12"/>
+                    <a:stretch>
+                      <a:fillRect/>
+                    </a:stretch>
+                  </pic:blipFill>
+                  <pic:spPr>
+                    <a:xfrm>
+                      <a:off x="0" y="0"/>
+                      <a:ext cx="2834640" cy="2125980"/>
+                    </a:xfrm>
+                    <a:prstGeom prst="rect"/>
+                  </pic:spPr>
+                </pic:pic>
+              </a:graphicData>
+            </a:graphic>
+          </wp:inline>
+        </w:drawing>
+      </w:r>
+    </w:p>
+    <w:p>
+      <w:r>
+        <w:rPr>
+          <w:color w:val="777777"/>
+          <w:sz w:val="19"/>
+        </w:rPr>
+        <w:t>The same electromechanical delay shown across two consecutive beats, so the fixed offset between the R wave and the foot of the arterial upstroke reads as a repeating interval rather than a single measurement. The bracket again spans the two components in series, the pre-ejection period and the transit time to the catheter tip. Drawn by Gustavo García Chávez for this module.</w:t>
+      </w:r>
+    </w:p>
+    <w:p>
+      <w:r>
+        <w:rPr>
+          <w:i/>
+          <w:color w:val="C0392B"/>
+          <w:sz w:val="19"/>
+        </w:rPr>
+        <w:t>[Layout note: figure shown small here. On the web it is currently full column width, about 750px. Say if you want it smaller/larger, moved, cropped, or replaced.]</w:t>
+      </w:r>
+    </w:p>
+    <w:p>
+      <w:r>
         <w:t>Any waveform feature timed against the electrocardiogram is therefore timed against an event that has already happened. That is a nuisance on an arterial trace and a real source of error on a venous one, where the a, c and v waves are identified by their relationship to the P wave and the QRS. Nor is the delay fixed across patients, since transit time depends on arterial stiffness and on distance to the catheter, and the pre-ejection period lengthens as contractility falls. Use the electrocardiogram to decide which cardiac event a deflection belongs to, never to assume it was generated at the instant it appears.</w:t>
       </w:r>
     </w:p>
@@ -372,7 +437,7 @@
         <w:drawing>
           <wp:inline xmlns:a="http://schemas.openxmlformats.org/drawingml/2006/main" xmlns:pic="http://schemas.openxmlformats.org/drawingml/2006/picture">
             <wp:extent cx="2834640" cy="2970703"/>
-            <wp:docPr id="4" name="Picture 4"/>
+            <wp:docPr id="5" name="Picture 5"/>
             <wp:cNvGraphicFramePr>
               <a:graphicFrameLocks noChangeAspect="1"/>
             </wp:cNvGraphicFramePr>
@@ -384,7 +449,7 @@
                     <pic:cNvPicPr/>
                   </pic:nvPicPr>
                   <pic:blipFill>
-                    <a:blip r:embed="rId12"/>
+                    <a:blip r:embed="rId13"/>
                     <a:stretch>
                       <a:fillRect/>
                     </a:stretch>
@@ -420,6 +485,61 @@
           <w:sz w:val="19"/>
         </w:rPr>
         <w:t>[Layout note: figure shown small here. On the web it is currently capped at 520px wide, the default. Say if you want it smaller/larger, moved, cropped, or replaced.]</w:t>
+      </w:r>
+    </w:p>
+    <w:p>
+      <w:r>
+        <w:drawing>
+          <wp:inline xmlns:a="http://schemas.openxmlformats.org/drawingml/2006/main" xmlns:pic="http://schemas.openxmlformats.org/drawingml/2006/picture">
+            <wp:extent cx="2834640" cy="2834640"/>
+            <wp:docPr id="6" name="Picture 6"/>
+            <wp:cNvGraphicFramePr>
+              <a:graphicFrameLocks noChangeAspect="1"/>
+            </wp:cNvGraphicFramePr>
+            <a:graphic>
+              <a:graphicData uri="http://schemas.openxmlformats.org/drawingml/2006/picture">
+                <pic:pic>
+                  <pic:nvPicPr>
+                    <pic:cNvPr id="0" name="i3-harmonic-reconstruction-redrawn.jpg"/>
+                    <pic:cNvPicPr/>
+                  </pic:nvPicPr>
+                  <pic:blipFill>
+                    <a:blip r:embed="rId14"/>
+                    <a:stretch>
+                      <a:fillRect/>
+                    </a:stretch>
+                  </pic:blipFill>
+                  <pic:spPr>
+                    <a:xfrm>
+                      <a:off x="0" y="0"/>
+                      <a:ext cx="2834640" cy="2834640"/>
+                    </a:xfrm>
+                    <a:prstGeom prst="rect"/>
+                  </pic:spPr>
+                </pic:pic>
+              </a:graphicData>
+            </a:graphic>
+          </wp:inline>
+        </w:drawing>
+      </w:r>
+    </w:p>
+    <w:p>
+      <w:r>
+        <w:rPr>
+          <w:color w:val="777777"/>
+          <w:sz w:val="19"/>
+        </w:rPr>
+        <w:t>The harmonic decomposition redrawn, with each component sine wave and the reconstructed waveform relabelled for legibility. The underlying relationship is unchanged: summing the fundamental through the sixth harmonic reproduces the recorded carotid pressure trace closely. Drawn by Gustavo García Chávez for this module.</w:t>
+      </w:r>
+    </w:p>
+    <w:p>
+      <w:r>
+        <w:rPr>
+          <w:i/>
+          <w:color w:val="C0392B"/>
+          <w:sz w:val="19"/>
+        </w:rPr>
+        <w:t>[Layout note: figure shown small here. On the web it is currently full column width, about 750px. Say if you want it smaller/larger, moved, cropped, or replaced.]</w:t>
       </w:r>
     </w:p>
     <w:p>
@@ -543,7 +663,7 @@
         <w:drawing>
           <wp:inline xmlns:a="http://schemas.openxmlformats.org/drawingml/2006/main" xmlns:pic="http://schemas.openxmlformats.org/drawingml/2006/picture">
             <wp:extent cx="2834640" cy="1673068"/>
-            <wp:docPr id="5" name="Picture 5"/>
+            <wp:docPr id="7" name="Picture 7"/>
             <wp:cNvGraphicFramePr>
               <a:graphicFrameLocks noChangeAspect="1"/>
             </wp:cNvGraphicFramePr>
@@ -555,7 +675,7 @@
                     <pic:cNvPicPr/>
                   </pic:nvPicPr>
                   <pic:blipFill>
-                    <a:blip r:embed="rId13"/>
+                    <a:blip r:embed="rId15"/>
                     <a:stretch>
                       <a:fillRect/>
                     </a:stretch>
@@ -595,6 +715,61 @@
     </w:p>
     <w:p>
       <w:r>
+        <w:drawing>
+          <wp:inline xmlns:a="http://schemas.openxmlformats.org/drawingml/2006/main" xmlns:pic="http://schemas.openxmlformats.org/drawingml/2006/picture">
+            <wp:extent cx="2834640" cy="2125980"/>
+            <wp:docPr id="8" name="Picture 8"/>
+            <wp:cNvGraphicFramePr>
+              <a:graphicFrameLocks noChangeAspect="1"/>
+            </wp:cNvGraphicFramePr>
+            <a:graphic>
+              <a:graphicData uri="http://schemas.openxmlformats.org/drawingml/2006/picture">
+                <pic:pic>
+                  <pic:nvPicPr>
+                    <pic:cNvPr id="0" name="i3-fast-flush-optimal-damping-redrawn.jpg"/>
+                    <pic:cNvPicPr/>
+                  </pic:nvPicPr>
+                  <pic:blipFill>
+                    <a:blip r:embed="rId16"/>
+                    <a:stretch>
+                      <a:fillRect/>
+                    </a:stretch>
+                  </pic:blipFill>
+                  <pic:spPr>
+                    <a:xfrm>
+                      <a:off x="0" y="0"/>
+                      <a:ext cx="2834640" cy="2125980"/>
+                    </a:xfrm>
+                    <a:prstGeom prst="rect"/>
+                  </pic:spPr>
+                </pic:pic>
+              </a:graphicData>
+            </a:graphic>
+          </wp:inline>
+        </w:drawing>
+      </w:r>
+    </w:p>
+    <w:p>
+      <w:r>
+        <w:rPr>
+          <w:color w:val="777777"/>
+          <w:sz w:val="19"/>
+        </w:rPr>
+        <w:t>The fast flush test redrawn as a single continuous trace, with the normal waveform before and after the flush bracketed and the valve-open phase marked at 300 mmHg. The two features read off the ringdown are called out directly on the waveform: the spacing between oscillations, which gives the natural resonant frequency, and the shrinking amplitude of successive oscillations, which gives the damping coefficient. Drawn by Gustavo García Chávez for this module.</w:t>
+      </w:r>
+    </w:p>
+    <w:p>
+      <w:r>
+        <w:rPr>
+          <w:i/>
+          <w:color w:val="C0392B"/>
+          <w:sz w:val="19"/>
+        </w:rPr>
+        <w:t>[Layout note: figure shown small here. On the web it is currently full column width, about 750px. Say if you want it smaller/larger, moved, cropped, or replaced.]</w:t>
+      </w:r>
+    </w:p>
+    <w:p>
+      <w:r>
         <w:t>The test yields both parameters and most clinicians read only one. The number and decay of the oscillations give the damping coefficient. Their spacing gives the natural frequency, since the interval between successive peaks is the period of the system's free oscillation. Read it off the sweep speed: at the common 25 mm per second, peaks one millimeter apart mean a period of 0.04 seconds and a natural frequency of 25 Hz, comfortably above the 24 Hz demanded above. Peaks two millimeters apart mean 12.5 Hz, inadequate at any heart rate above about 95.</w:t>
       </w:r>
     </w:p>
@@ -603,7 +778,7 @@
         <w:drawing>
           <wp:inline xmlns:a="http://schemas.openxmlformats.org/drawingml/2006/main" xmlns:pic="http://schemas.openxmlformats.org/drawingml/2006/picture">
             <wp:extent cx="2834640" cy="1515326"/>
-            <wp:docPr id="6" name="Picture 6"/>
+            <wp:docPr id="9" name="Picture 9"/>
             <wp:cNvGraphicFramePr>
               <a:graphicFrameLocks noChangeAspect="1"/>
             </wp:cNvGraphicFramePr>
@@ -615,7 +790,7 @@
                     <pic:cNvPicPr/>
                   </pic:nvPicPr>
                   <pic:blipFill>
-                    <a:blip r:embed="rId14"/>
+                    <a:blip r:embed="rId17"/>
                     <a:stretch>
                       <a:fillRect/>
                     </a:stretch>
@@ -654,6 +829,61 @@
       </w:r>
     </w:p>
     <w:p>
+      <w:r>
+        <w:drawing>
+          <wp:inline xmlns:a="http://schemas.openxmlformats.org/drawingml/2006/main" xmlns:pic="http://schemas.openxmlformats.org/drawingml/2006/picture">
+            <wp:extent cx="2834640" cy="1625869"/>
+            <wp:docPr id="10" name="Picture 10"/>
+            <wp:cNvGraphicFramePr>
+              <a:graphicFrameLocks noChangeAspect="1"/>
+            </wp:cNvGraphicFramePr>
+            <a:graphic>
+              <a:graphicData uri="http://schemas.openxmlformats.org/drawingml/2006/picture">
+                <pic:pic>
+                  <pic:nvPicPr>
+                    <pic:cNvPr id="0" name="i3-fast-flush-overdamped-redrawn.jpg"/>
+                    <pic:cNvPicPr/>
+                  </pic:nvPicPr>
+                  <pic:blipFill>
+                    <a:blip r:embed="rId18"/>
+                    <a:stretch>
+                      <a:fillRect/>
+                    </a:stretch>
+                  </pic:blipFill>
+                  <pic:spPr>
+                    <a:xfrm>
+                      <a:off x="0" y="0"/>
+                      <a:ext cx="2834640" cy="1625869"/>
+                    </a:xfrm>
+                    <a:prstGeom prst="rect"/>
+                  </pic:spPr>
+                </pic:pic>
+              </a:graphicData>
+            </a:graphic>
+          </wp:inline>
+        </w:drawing>
+      </w:r>
+    </w:p>
+    <w:p>
+      <w:r>
+        <w:rPr>
+          <w:color w:val="777777"/>
+          <w:sz w:val="19"/>
+        </w:rPr>
+        <w:t>The overdamped trace redrawn on its own, with the slurred rounded waveform, the lost dicrotic notch, and the single sluggish oscillation after the flush each called out directly on the line. The same three consequences follow: systolic pressure is underestimated, the mean is unaffected, and diastolic pressure is overestimated. Drawn by Gustavo García Chávez for this module.</w:t>
+      </w:r>
+    </w:p>
+    <w:p>
+      <w:r>
+        <w:rPr>
+          <w:i/>
+          <w:color w:val="C0392B"/>
+          <w:sz w:val="19"/>
+        </w:rPr>
+        <w:t>[Layout note: figure shown small here. On the web it is currently full column width, about 750px. Say if you want it smaller/larger, moved, cropped, or replaced.]</w:t>
+      </w:r>
+    </w:p>
+    <w:p>
       <w:pPr>
         <w:pStyle w:val="Heading3"/>
       </w:pPr>
@@ -671,7 +901,7 @@
         <w:drawing>
           <wp:inline xmlns:a="http://schemas.openxmlformats.org/drawingml/2006/main" xmlns:pic="http://schemas.openxmlformats.org/drawingml/2006/picture">
             <wp:extent cx="2834640" cy="2661862"/>
-            <wp:docPr id="7" name="Picture 7"/>
+            <wp:docPr id="11" name="Picture 11"/>
             <wp:cNvGraphicFramePr>
               <a:graphicFrameLocks noChangeAspect="1"/>
             </wp:cNvGraphicFramePr>
@@ -683,7 +913,7 @@
                     <pic:cNvPicPr/>
                   </pic:nvPicPr>
                   <pic:blipFill>
-                    <a:blip r:embed="rId15"/>
+                    <a:blip r:embed="rId19"/>
                     <a:stretch>
                       <a:fillRect/>
                     </a:stretch>
@@ -1363,7 +1593,7 @@
         <w:drawing>
           <wp:inline xmlns:a="http://schemas.openxmlformats.org/drawingml/2006/main" xmlns:pic="http://schemas.openxmlformats.org/drawingml/2006/picture">
             <wp:extent cx="2834640" cy="2358509"/>
-            <wp:docPr id="8" name="Picture 8"/>
+            <wp:docPr id="12" name="Picture 12"/>
             <wp:cNvGraphicFramePr>
               <a:graphicFrameLocks noChangeAspect="1"/>
             </wp:cNvGraphicFramePr>
@@ -1375,7 +1605,7 @@
                     <pic:cNvPicPr/>
                   </pic:nvPicPr>
                   <pic:blipFill>
-                    <a:blip r:embed="rId16"/>
+                    <a:blip r:embed="rId20"/>
                     <a:stretch>
                       <a:fillRect/>
                     </a:stretch>
@@ -1411,6 +1641,61 @@
           <w:sz w:val="19"/>
         </w:rPr>
         <w:t>[Layout note: figure shown small here. On the web it is currently capped at 400px wide. Say if you want it smaller/larger, moved, cropped, or replaced.]</w:t>
+      </w:r>
+    </w:p>
+    <w:p>
+      <w:r>
+        <w:drawing>
+          <wp:inline xmlns:a="http://schemas.openxmlformats.org/drawingml/2006/main" xmlns:pic="http://schemas.openxmlformats.org/drawingml/2006/picture">
+            <wp:extent cx="2834640" cy="2267712"/>
+            <wp:docPr id="13" name="Picture 13"/>
+            <wp:cNvGraphicFramePr>
+              <a:graphicFrameLocks noChangeAspect="1"/>
+            </wp:cNvGraphicFramePr>
+            <a:graphic>
+              <a:graphicData uri="http://schemas.openxmlformats.org/drawingml/2006/picture">
+                <pic:pic>
+                  <pic:nvPicPr>
+                    <pic:cNvPr id="0" name="i3-zero-reference-redrawn.jpg"/>
+                    <pic:cNvPicPr/>
+                  </pic:nvPicPr>
+                  <pic:blipFill>
+                    <a:blip r:embed="rId21"/>
+                    <a:stretch>
+                      <a:fillRect/>
+                    </a:stretch>
+                  </pic:blipFill>
+                  <pic:spPr>
+                    <a:xfrm>
+                      <a:off x="0" y="0"/>
+                      <a:ext cx="2834640" cy="2267712"/>
+                    </a:xfrm>
+                    <a:prstGeom prst="rect"/>
+                  </pic:spPr>
+                </pic:pic>
+              </a:graphicData>
+            </a:graphic>
+          </wp:inline>
+        </w:drawing>
+      </w:r>
+    </w:p>
+    <w:p>
+      <w:r>
+        <w:rPr>
+          <w:color w:val="777777"/>
+          <w:sz w:val="19"/>
+        </w:rPr>
+        <w:t>The zero-reference setup redrawn in full, showing the manifold at the patient with its flush and zero ports, the fluid-filled lines running to the transducer mounted on the IV pole, and two example zero-line heights marked against the patient's mid-chest reference level. Drawn by Gustavo García Chávez for this module.</w:t>
+      </w:r>
+    </w:p>
+    <w:p>
+      <w:r>
+        <w:rPr>
+          <w:i/>
+          <w:color w:val="C0392B"/>
+          <w:sz w:val="19"/>
+        </w:rPr>
+        <w:t>[Layout note: figure shown small here. On the web it is currently full column width, about 750px. Say if you want it smaller/larger, moved, cropped, or replaced.]</w:t>
       </w:r>
     </w:p>
     <w:p>
@@ -2037,7 +2322,7 @@
         <w:drawing>
           <wp:inline xmlns:a="http://schemas.openxmlformats.org/drawingml/2006/main" xmlns:pic="http://schemas.openxmlformats.org/drawingml/2006/picture">
             <wp:extent cx="2834640" cy="2001692"/>
-            <wp:docPr id="9" name="Picture 9"/>
+            <wp:docPr id="14" name="Picture 14"/>
             <wp:cNvGraphicFramePr>
               <a:graphicFrameLocks noChangeAspect="1"/>
             </wp:cNvGraphicFramePr>
@@ -2049,7 +2334,7 @@
                     <pic:cNvPicPr/>
                   </pic:nvPicPr>
                   <pic:blipFill>
-                    <a:blip r:embed="rId17"/>
+                    <a:blip r:embed="rId22"/>
                     <a:stretch>
                       <a:fillRect/>
                     </a:stretch>
